--- a/work/d1res.docx
+++ b/work/d1res.docx
@@ -7,7 +7,7 @@
         <w:pStyle w:val="Title"/>
       </w:pPr>
       <w:r>
-        <w:t xml:space="preserve">Debate 1</w:t>
+        <w:t xml:space="preserve">Debate 1 - Philosophy</w:t>
       </w:r>
     </w:p>
     <w:p>

--- a/work/d1res.docx
+++ b/work/d1res.docx
@@ -55,6 +55,106 @@
         <w:t xml:space="preserve">An entity that passes the Turing Test is intelligent.</w:t>
       </w:r>
     </w:p>
+    <w:p>
+      <w:pPr>
+        <w:pStyle w:val="TableCaption"/>
+      </w:pPr>
+      <w:r>
+        <w:t xml:space="preserve">Teams</w:t>
+      </w:r>
+    </w:p>
+    <w:tbl>
+      <w:tblPr>
+        <w:tblStyle w:val="Table"/>
+        <w:tblW w:type="auto" w:w="0"/>
+        <w:tblLook w:firstRow="1" w:lastRow="0" w:firstColumn="0" w:lastColumn="0" w:noHBand="0" w:noVBand="0" w:val="0020"/>
+        <w:tblCaption w:val="Teams"/>
+      </w:tblPr>
+      <w:tblGrid>
+        <w:gridCol w:w="2640"/>
+        <w:gridCol w:w="2640"/>
+        <w:gridCol w:w="2640"/>
+      </w:tblGrid>
+      <w:tr>
+        <w:trPr>
+          <w:tblHeader w:val="on"/>
+        </w:trPr>
+        <w:tc>
+          <w:tcPr/>
+          <w:p>
+            <w:pPr>
+              <w:pStyle w:val="Compact"/>
+              <w:jc w:val="left"/>
+            </w:pPr>
+            <w:r>
+              <w:t xml:space="preserve">Affirm</w:t>
+            </w:r>
+          </w:p>
+        </w:tc>
+        <w:tc>
+          <w:tcPr/>
+          <w:p>
+            <w:pPr>
+              <w:pStyle w:val="Compact"/>
+              <w:jc w:val="left"/>
+            </w:pPr>
+            <w:r>
+              <w:t xml:space="preserve">Negate</w:t>
+            </w:r>
+          </w:p>
+        </w:tc>
+        <w:tc>
+          <w:tcPr/>
+          <w:p>
+            <w:pPr>
+              <w:pStyle w:val="Compact"/>
+              <w:jc w:val="left"/>
+            </w:pPr>
+            <w:r>
+              <w:t xml:space="preserve">Jury</w:t>
+            </w:r>
+          </w:p>
+        </w:tc>
+      </w:tr>
+      <w:tr>
+        <w:tc>
+          <w:tcPr/>
+          <w:p>
+            <w:pPr>
+              <w:pStyle w:val="Compact"/>
+              <w:jc w:val="left"/>
+            </w:pPr>
+            <w:r>
+              <w:t xml:space="preserve">Team 1</w:t>
+            </w:r>
+          </w:p>
+        </w:tc>
+        <w:tc>
+          <w:tcPr/>
+          <w:p>
+            <w:pPr>
+              <w:pStyle w:val="Compact"/>
+              <w:jc w:val="left"/>
+            </w:pPr>
+            <w:r>
+              <w:t xml:space="preserve">Team 2</w:t>
+            </w:r>
+          </w:p>
+        </w:tc>
+        <w:tc>
+          <w:tcPr/>
+          <w:p>
+            <w:pPr>
+              <w:pStyle w:val="Compact"/>
+              <w:jc w:val="left"/>
+            </w:pPr>
+            <w:r>
+              <w:t xml:space="preserve">Team 3</w:t>
+            </w:r>
+          </w:p>
+        </w:tc>
+      </w:tr>
+    </w:tbl>
     <w:bookmarkEnd w:id="20"/>
     <w:bookmarkStart w:id="23" w:name="amendments-and-adjustments"/>
     <w:p>

--- a/work/d1res.docx
+++ b/work/d1res.docx
@@ -34,7 +34,7 @@
         <w:t xml:space="preserve">S2026</w:t>
       </w:r>
     </w:p>
-    <w:bookmarkStart w:id="20" w:name="resolution"/>
+    <w:bookmarkStart w:id="9" w:name="resolution"/>
     <w:p>
       <w:pPr>
         <w:pStyle w:val="Heading2"/>
@@ -155,8 +155,8 @@
         </w:tc>
       </w:tr>
     </w:tbl>
-    <w:bookmarkEnd w:id="20"/>
-    <w:bookmarkStart w:id="23" w:name="amendments-and-adjustments"/>
+    <w:bookmarkEnd w:id="9"/>
+    <w:bookmarkStart w:id="12" w:name="amendments-and-adjustments"/>
     <w:p>
       <w:pPr>
         <w:pStyle w:val="Heading2"/>
@@ -179,7 +179,7 @@
       <w:r>
         <w:t xml:space="preserve"> </w:t>
       </w:r>
-      <w:hyperlink r:id="rId21">
+      <w:hyperlink r:id="rId10">
         <w:r>
           <w:rPr>
             <w:rStyle w:val="Hyperlink"/>
@@ -196,7 +196,7 @@
       <w:r>
         <w:t xml:space="preserve"> </w:t>
       </w:r>
-      <w:hyperlink r:id="rId22">
+      <w:hyperlink r:id="rId11">
         <w:r>
           <w:rPr>
             <w:rStyle w:val="Hyperlink"/>
@@ -239,8 +239,8 @@
         <w:t xml:space="preserve">adjustments to the standard debate format for this debate.</w:t>
       </w:r>
     </w:p>
-    <w:bookmarkEnd w:id="23"/>
-    <w:bookmarkStart w:id="24" w:name="judges-notes"/>
+    <w:bookmarkEnd w:id="12"/>
+    <w:bookmarkStart w:id="13" w:name="judges-notes"/>
     <w:p>
       <w:pPr>
         <w:pStyle w:val="Heading2"/>
@@ -397,7 +397,7 @@
         <w:t xml:space="preserve">debates. Remember, the goal is not to be correct: the goal is to make the best case possible under reasonable definitions (and learn something substantive about both sides of a debate along the way).</w:t>
       </w:r>
     </w:p>
-    <w:bookmarkEnd w:id="24"/>
+    <w:bookmarkEnd w:id="13"/>
     <w:sectPr>
       <w:footnotePr>
         <w:numRestart w:val="eachSect"/>
@@ -628,10 +628,10 @@
   <w:docDefaults>
     <w:rPrDefault>
       <w:rPr>
-        <w:rFonts w:asciiTheme="minorHAnsi" w:cstheme="minorBidi" w:eastAsiaTheme="minorHAnsi" w:hAnsiTheme="minorHAnsi"/>
+        <w:rFonts w:asciiTheme="minorHAnsi" w:cstheme="minorBidi" w:eastAsiaTheme="minorEastAsia" w:hAnsiTheme="minorHAnsi"/>
         <w:sz w:val="24"/>
         <w:szCs w:val="24"/>
-        <w:lang w:bidi="ar-SA" w:eastAsia="en-US" w:val="en-US"/>
+        <w:lang w:bidi="ar-SA" w:eastAsia="zh-CN" w:val="en-US"/>
       </w:rPr>
     </w:rPrDefault>
     <w:pPrDefault>
@@ -1172,13 +1172,6 @@
       </w:tblCellMar>
     </w:tblPr>
     <w:tblStylePr w:type="firstRow">
-      <w:tblPr>
-        <w:jc w:val="left"/>
-        <w:tblInd w:type="dxa" w:w="0"/>
-      </w:tblPr>
-      <w:trPr>
-        <w:jc w:val="left"/>
-      </w:trPr>
       <w:tcPr>
         <w:tcBorders>
           <w:bottom w:val="single"/>
